--- a/source-assets/originals/nachhaltigkeit-als-systemresilienz-definition-und-klimamodell-v1.1.docx
+++ b/source-assets/originals/nachhaltigkeit-als-systemresilienz-definition-und-klimamodell-v1.1.docx
@@ -67,7 +67,7 @@
         <w:pStyle w:val="Lead"/>
       </w:pPr>
       <w:r>
-        <w:t>Diese Fassung definiert zuerst Resilienz und leitet daraus die Nachhaltigkeitsdefinition der Wirkungsökonomie ab. Sie verbindet das Kugel-in-der-Mulde-Modell mit Klima, Mensch, Planet und Demokratie – leicht verständlich, aber fachlich präzise.</w:t>
+        <w:t>Diese Fassung definiert zuerst Resilienz und leitet daraus die Nachhaltigkeitsdefinition der Wirkungsökonomie ab. Sie verbindet das Kugel-in-der-Mulde-Modell mit Klima, Mensch, Planet und Demokratie - leicht verständlich, aber fachlich präzise.</w:t>
       </w:r>
     </w:p>
     <w:p>
@@ -169,7 +169,7 @@
                 <w:rFonts w:ascii="Liberation Sans" w:hAnsi="Liberation Sans"/>
                 <w:sz w:val="21"/>
               </w:rPr>
-              <w:t>Nachhaltigkeit ist die langfristig gesicherte Wirkungsresilienz des gekoppelten Systems Mensch–Planet–Demokratie. Das System bleibt innerhalb tragfähiger Grenzen funktions-, regenerations-, lern- und transformationsfähig, kann Störungen aufnehmen und tragfähige Zustände erhalten oder wiederherstellen – ohne Schäden räumlich, sozial oder zeitlich auf andere zu verlagern.</w:t>
+              <w:t>Nachhaltigkeit ist die langfristig gesicherte Wirkungsresilienz des gekoppelten Systems Mensch-Planet-Demokratie. Das System bleibt innerhalb tragfähiger Grenzen funktions-, regenerations-, lern- und transformationsfähig, kann Störungen aufnehmen und tragfähige Zustände erhalten oder wiederherstellen - ohne Schäden räumlich, sozial oder zeitlich auf andere zu verlagern.</w:t>
             </w:r>
           </w:p>
         </w:tc>
@@ -293,7 +293,7 @@
                 <w:rFonts w:ascii="Liberation Sans" w:hAnsi="Liberation Sans"/>
                 <w:sz w:val="21"/>
               </w:rPr>
-              <w:t>Wirkungsresilienz ist lernfähige Stabilität mit Richtung: die Fähigkeit des gekoppelten Systems Mensch–Planet–Demokratie, negative Wirkungen zu begrenzen, tragfähige Zustände zu sichern, aus Rückkopplungen zu lernen und schädliche Attraktoren zu verlassen, wenn bloße Rückkehr den alten Schaden nur wiederherstellen würde.</w:t>
+              <w:t>Wirkungsresilienz ist lernfähige Stabilität mit Richtung: die Fähigkeit des gekoppelten Systems Mensch-Planet-Demokratie, negative Wirkungen zu begrenzen, tragfähige Zustände zu sichern, aus Rückkopplungen zu lernen und schädliche Attraktoren zu verlassen, wenn bloße Rückkehr den alten Schaden nur wiederherstellen würde.</w:t>
             </w:r>
           </w:p>
         </w:tc>
@@ -340,7 +340,7 @@
         <w:t xml:space="preserve">Nachhaltigkeit bestimmt Richtung und Dauer. </w:t>
       </w:r>
       <w:r>
-        <w:t>Sie legt fest, welcher Zustandsraum langfristig gesichert werden soll: Mensch, Planet und Demokratie – nicht irgendein beliebiger stabiler Zustand.</w:t>
+        <w:t>Sie legt fest, welcher Zustandsraum langfristig gesichert werden soll: Mensch, Planet und Demokratie - nicht irgendein beliebiger stabiler Zustand.</w:t>
       </w:r>
     </w:p>
     <w:p>
@@ -373,7 +373,7 @@
     </w:p>
     <w:p>
       <w:r>
-        <w:t>Der moderne systemische Resilienzbegriff stammt aus der Ökologie und der Forschung zu sozial-ökologischen Systemen. Holling unterschied 1973 zwischen bloßer Gleichgewichtsstabilität und der Fähigkeit eines Systems, Störungen aufzunehmen, ohne seine wesentliche Organisation zu verlieren. Walker, Holling, Carpenter und Kinzig beschrieben 2004 vier Eigenschaften einer Stabilitätslandschaft: Latitude, Resistance, Precariousness und Panarchy. Der IPCC verwendet heute einen breiteren Begriff, der Reorganisation sowie Anpassung, Lernen und Transformation ausdrücklich einschließt. [1–5]</w:t>
+        <w:t>Der moderne systemische Resilienzbegriff stammt aus der Ökologie und der Forschung zu sozial-ökologischen Systemen. Holling unterschied 1973 zwischen bloßer Gleichgewichtsstabilität und der Fähigkeit eines Systems, Störungen aufzunehmen, ohne seine wesentliche Organisation zu verlieren. Walker, Holling, Carpenter und Kinzig beschrieben 2004 vier Eigenschaften einer Stabilitätslandschaft: Latitude, Resistance, Precariousness und Panarchy. Der IPCC verwendet heute einen breiteren Begriff, der Reorganisation sowie Anpassung, Lernen und Transformation ausdrücklich einschließt. [1-5]</w:t>
       </w:r>
     </w:p>
     <w:p>
@@ -710,7 +710,7 @@
         <w:keepNext/>
       </w:pPr>
       <w:r>
-        <w:t>2. Das Kugelmodell – einfach erklärt</w:t>
+        <w:t>2. Das Kugelmodell - einfach erklärt</w:t>
       </w:r>
     </w:p>
     <w:p>
@@ -1084,7 +1084,7 @@
                 <w:rFonts w:ascii="Liberation Sans" w:hAnsi="Liberation Sans"/>
                 <w:sz w:val="21"/>
               </w:rPr>
-              <w:t>Stahlkugel oder aufblasbarer Ball erklären vor allem Masse, Verformung, Reibung und Trägheit des bewegten Objekts. Walker meint mit Resistance hauptsächlich die Schwierigkeit, den Systemzustand innerhalb der Landschaft zu verändern beziehungsweise die Barriere zu überwinden. Für den sauberen Vergleich bleibt die Kugel deshalb gleich – verändert wird die Mulde.</w:t>
+              <w:t>Stahlkugel oder aufblasbarer Ball erklären vor allem Masse, Verformung, Reibung und Trägheit des bewegten Objekts. Walker meint mit Resistance hauptsächlich die Schwierigkeit, den Systemzustand innerhalb der Landschaft zu verändern beziehungsweise die Barriere zu überwinden. Für den sauberen Vergleich bleibt die Kugel deshalb gleich - verändert wird die Mulde.</w:t>
             </w:r>
           </w:p>
         </w:tc>
@@ -1101,7 +1101,7 @@
         <w:keepNext/>
       </w:pPr>
       <w:r>
-        <w:t>3. Die acht Resilienzeigenschaften – mit Klima-Beispiel</w:t>
+        <w:t>3. Die acht Resilienzeigenschaften - mit Klima-Beispiel</w:t>
       </w:r>
     </w:p>
     <w:p>
@@ -1109,7 +1109,7 @@
         <w:pStyle w:val="Lead"/>
       </w:pPr>
       <w:r>
-        <w:t>Als durchgehendes Beispiel dient hier nicht nur das physikalische Klima, sondern das gekoppelte Klima–Energie–Gesellschafts-System. Denn Nachhaltigkeit betrifft nicht allein Temperatur. Sie betrifft auch Gesundheit, Versorgung, soziale Sicherheit und demokratische Korrekturfähigkeit.</w:t>
+        <w:t>Als durchgehendes Beispiel dient hier nicht nur das physikalische Klima, sondern das gekoppelte Klima-Energie-Gesellschafts-System. Denn Nachhaltigkeit betrifft nicht allein Temperatur. Sie betrifft auch Gesundheit, Versorgung, soziale Sicherheit und demokratische Korrekturfähigkeit.</w:t>
       </w:r>
     </w:p>
     <w:tbl>
@@ -2029,7 +2029,7 @@
         <w:keepNext/>
       </w:pPr>
       <w:r>
-        <w:t>3.1 Latitude – der verfügbare Spielraum</w:t>
+        <w:t>3.1 Latitude - der verfügbare Spielraum</w:t>
       </w:r>
     </w:p>
     <w:p>
@@ -2111,7 +2111,7 @@
         <w:keepNext/>
       </w:pPr>
       <w:r>
-        <w:t>3.2 Resistance – wie schwer sich ein Zustand verändern lässt</w:t>
+        <w:t>3.2 Resistance - wie schwer sich ein Zustand verändern lässt</w:t>
       </w:r>
     </w:p>
     <w:p>
@@ -2185,7 +2185,7 @@
         <w:keepNext/>
       </w:pPr>
       <w:r>
-        <w:t>3.3 Precariousness – die aktuelle Nähe zum Rand</w:t>
+        <w:t>3.3 Precariousness - die aktuelle Nähe zum Rand</w:t>
       </w:r>
     </w:p>
     <w:p>
@@ -2210,7 +2210,7 @@
         <w:keepNext/>
       </w:pPr>
       <w:r>
-        <w:t>3.4 Panarchy – das Becken steht nicht allein</w:t>
+        <w:t>3.4 Panarchy - das Becken steht nicht allein</w:t>
       </w:r>
     </w:p>
     <w:p>
@@ -2267,7 +2267,7 @@
         <w:keepNext/>
       </w:pPr>
       <w:r>
-        <w:t>3.5 Rückstellfähigkeit – wohin das System nach dem Stoß läuft</w:t>
+        <w:t>3.5 Rückstellfähigkeit - wohin das System nach dem Stoß läuft</w:t>
       </w:r>
     </w:p>
     <w:p>
@@ -2354,7 +2354,7 @@
         <w:keepNext/>
       </w:pPr>
       <w:r>
-        <w:t>3.6 Dämpfungsfähigkeit – wie stark das System überschwingt</w:t>
+        <w:t>3.6 Dämpfungsfähigkeit - wie stark das System überschwingt</w:t>
       </w:r>
     </w:p>
     <w:p>
@@ -2387,7 +2387,7 @@
         <w:keepNext/>
       </w:pPr>
       <w:r>
-        <w:t>3.7 Anpassungsfähigkeit – das System verändert sich innerhalb des tragfähigen Raums</w:t>
+        <w:t>3.7 Anpassungsfähigkeit - das System verändert sich innerhalb des tragfähigen Raums</w:t>
       </w:r>
     </w:p>
     <w:p>
@@ -2444,7 +2444,7 @@
         <w:keepNext/>
       </w:pPr>
       <w:r>
-        <w:t>3.8 Transformationsfähigkeit – wenn die alte Mulde selbst das Problem ist</w:t>
+        <w:t>3.8 Transformationsfähigkeit - wenn die alte Mulde selbst das Problem ist</w:t>
       </w:r>
     </w:p>
     <w:p>
@@ -2744,7 +2744,7 @@
         <w:keepNext/>
       </w:pPr>
       <w:r>
-        <w:t>4.2 Das vollständige Klima–MPD-Bild</w:t>
+        <w:t>4.2 Das vollständige Klima-MPD-Bild</w:t>
       </w:r>
     </w:p>
     <w:p>
@@ -2766,7 +2766,7 @@
         <w:t xml:space="preserve">2. Rückstellung: </w:t>
       </w:r>
       <w:r>
-        <w:t>Stabilisierende physikalische und ökologische Rückkopplungen wirken entgegen – aber nur innerhalb ihrer Grenzen.</w:t>
+        <w:t>Stabilisierende physikalische und ökologische Rückkopplungen wirken entgegen - aber nur innerhalb ihrer Grenzen.</w:t>
       </w:r>
     </w:p>
     <w:p>
@@ -2835,7 +2835,7 @@
     </w:p>
     <w:p>
       <w:r>
-        <w:t>Die Wirkungsökonomie betrachtet nicht nur das Klimasystem. Ihr Bezugsraum ist das gekoppelte System Mensch–Planet–Demokratie. Sein Zustand kann vereinfacht als Vektor geschrieben werden:</w:t>
+        <w:t>Die Wirkungsökonomie betrachtet nicht nur das Klimasystem. Ihr Bezugsraum ist das gekoppelte System Mensch-Planet-Demokratie. Sein Zustand kann vereinfacht als Vektor geschrieben werden:</w:t>
       </w:r>
     </w:p>
     <w:p>
@@ -3094,7 +3094,7 @@
         <w:keepNext/>
       </w:pPr>
       <w:r>
-        <w:t>6.1 Nachhaltigkeit – Kurzdefinition</w:t>
+        <w:t>6.1 Nachhaltigkeit - Kurzdefinition</w:t>
       </w:r>
     </w:p>
     <w:tbl>
@@ -3148,7 +3148,7 @@
                 <w:rFonts w:ascii="Liberation Sans" w:hAnsi="Liberation Sans"/>
                 <w:sz w:val="21"/>
               </w:rPr>
-              <w:t>Nachhaltigkeit ist die langfristig gesicherte Wirkungsresilienz des gekoppelten Systems Mensch–Planet–Demokratie.</w:t>
+              <w:t>Nachhaltigkeit ist die langfristig gesicherte Wirkungsresilienz des gekoppelten Systems Mensch-Planet-Demokratie.</w:t>
             </w:r>
           </w:p>
         </w:tc>
@@ -3165,12 +3165,12 @@
         <w:keepNext/>
       </w:pPr>
       <w:r>
-        <w:t>6.2 Nachhaltigkeit – ausführliche Definition</w:t>
+        <w:t>6.2 Nachhaltigkeit - ausführliche Definition</w:t>
       </w:r>
     </w:p>
     <w:p>
       <w:r>
-        <w:t>Nachhaltigkeit bezeichnet die dauerhaft gesicherte Fähigkeit des gekoppelten Systems Mensch–Planet–Demokratie, innerhalb tragfähiger und nicht beliebig kompensierbarer Grenzen funktions-, regenerations-, lern- und transformationsfähig zu bleiben. Das System kann Störungen aufnehmen, lebensnotwendige und demokratische Grundfunktionen durch stabilisierende, dämpfende, korrektive und regenerative Rückkopplungen erhalten oder wiederherstellen, ausreichenden Abstand zu kritischen Schwellen bewahren, Einflüsse anderer Systemebenen verarbeiten und schädliche Attraktoren verlassen – ohne Belastungen auf andere Menschen, Regionen, Ökosysteme, Arten oder kommende Generationen zu verlagern.</w:t>
+        <w:t>Nachhaltigkeit bezeichnet die dauerhaft gesicherte Fähigkeit des gekoppelten Systems Mensch-Planet-Demokratie, innerhalb tragfähiger und nicht beliebig kompensierbarer Grenzen funktions-, regenerations-, lern- und transformationsfähig zu bleiben. Das System kann Störungen aufnehmen, lebensnotwendige und demokratische Grundfunktionen durch stabilisierende, dämpfende, korrektive und regenerative Rückkopplungen erhalten oder wiederherstellen, ausreichenden Abstand zu kritischen Schwellen bewahren, Einflüsse anderer Systemebenen verarbeiten und schädliche Attraktoren verlassen - ohne Belastungen auf andere Menschen, Regionen, Ökosysteme, Arten oder kommende Generationen zu verlagern.</w:t>
       </w:r>
     </w:p>
     <w:p>
@@ -3179,7 +3179,7 @@
         <w:keepNext/>
       </w:pPr>
       <w:r>
-        <w:t>6.3 Resilienz – allgemeine Definition</w:t>
+        <w:t>6.3 Resilienz - allgemeine Definition</w:t>
       </w:r>
     </w:p>
     <w:p>
@@ -3193,12 +3193,12 @@
         <w:keepNext/>
       </w:pPr>
       <w:r>
-        <w:t>6.4 Wirkungsresilienz – WÖk-Definition</w:t>
+        <w:t>6.4 Wirkungsresilienz - WÖk-Definition</w:t>
       </w:r>
     </w:p>
     <w:p>
       <w:r>
-        <w:t>Wirkungsresilienz bezeichnet die lernfähige Stabilität des gekoppelten Systems Mensch–Planet–Demokratie. Sie zeigt sich darin, dass das System negative Wirkungen früh erkennt und begrenzt, tragfähige Zustände erhält oder wiederherstellt, Rückstell- und Dämpfungsmechanismen besitzt, aus Störungen lernt, Verwundbarkeit verringert und sich dort transformiert, wo die Rückkehr in den alten Zustand nur alte Schäden reproduzieren würde.</w:t>
+        <w:t>Wirkungsresilienz bezeichnet die lernfähige Stabilität des gekoppelten Systems Mensch-Planet-Demokratie. Sie zeigt sich darin, dass das System negative Wirkungen früh erkennt und begrenzt, tragfähige Zustände erhält oder wiederherstellt, Rückstell- und Dämpfungsmechanismen besitzt, aus Störungen lernt, Verwundbarkeit verringert und sich dort transformiert, wo die Rückkehr in den alten Zustand nur alte Schäden reproduzieren würde.</w:t>
       </w:r>
     </w:p>
     <w:p>
@@ -3207,12 +3207,12 @@
         <w:keepNext/>
       </w:pPr>
       <w:r>
-        <w:t>6.5 Systemresilienz – WÖk-Definition</w:t>
+        <w:t>6.5 Systemresilienz - WÖk-Definition</w:t>
       </w:r>
     </w:p>
     <w:p>
       <w:r>
-        <w:t>Systemresilienz ist die Fähigkeit eines abgegrenzten Systems, seine tragenden Funktionen unter Belastung zu sichern, wiederherzustellen oder angepasst fortzuführen. Der Begriff ist ohne Systemgrenze und Referenzrahmen unvollständig. In der Wirkungsökonomie ist die relevante Systemgrenze das gekoppelte System Mensch–Planet–Demokratie.</w:t>
+        <w:t>Systemresilienz ist die Fähigkeit eines abgegrenzten Systems, seine tragenden Funktionen unter Belastung zu sichern, wiederherzustellen oder angepasst fortzuführen. Der Begriff ist ohne Systemgrenze und Referenzrahmen unvollständig. In der Wirkungsökonomie ist die relevante Systemgrenze das gekoppelte System Mensch-Planet-Demokratie.</w:t>
       </w:r>
     </w:p>
     <w:p>
@@ -3229,7 +3229,7 @@
         <w:pStyle w:val="QuoteWÖk"/>
       </w:pPr>
       <w:r>
-        <w:t>Einfach gesagt: Ein nachhaltiges System funktioniert nicht nur morgen noch. Es kann auch mit Störungen umgehen, seine Lebensgrundlagen reparieren, aus Fehlern lernen und sich verändern, bevor es kippt – ohne die Rechnung an andere oder an die Zukunft weiterzugeben.</w:t>
+        <w:t>Einfach gesagt: Ein nachhaltiges System funktioniert nicht nur morgen noch. Es kann auch mit Störungen umgehen, seine Lebensgrundlagen reparieren, aus Fehlern lernen und sich verändern, bevor es kippt - ohne die Rechnung an andere oder an die Zukunft weiterzugeben.</w:t>
       </w:r>
     </w:p>
     <w:p>
@@ -3454,7 +3454,7 @@
         <w:t xml:space="preserve">[1] </w:t>
       </w:r>
       <w:r>
-        <w:t>Holling, C. S. (1973): Resilience and Stability of Ecological Systems. Annual Review of Ecology and Systematics 4, 1–23. DOI: 10.1146/annurev.es.04.110173.000245.</w:t>
+        <w:t>Holling, C. S. (1973): Resilience and Stability of Ecological Systems. Annual Review of Ecology and Systematics 4, 1-23. DOI: 10.1146/annurev.es.04.110173.000245.</w:t>
       </w:r>
     </w:p>
     <w:p>
@@ -3469,7 +3469,7 @@
       </w:r>
       <w:r>
         <w:rPr/>
-        <w:t>Carpenter, S. R.; Walker, B.; Anderies, J. M.; Abel, N. (2001): From Metaphor to Measurement: Resilience of What to What? Ecosystems 4(8), 765–781. DOI: 10.1007/s10021-001-0045-9.</w:t>
+        <w:t>Carpenter, S. R.; Walker, B.; Anderies, J. M.; Abel, N. (2001): From Metaphor to Measurement: Resilience of What to What? Ecosystems 4(8), 765-781. DOI: 10.1007/s10021-001-0045-9.</w:t>
       </w:r>
     </w:p>
     <w:p>
@@ -3484,7 +3484,7 @@
       </w:r>
       <w:r>
         <w:rPr/>
-        <w:t>Walker, B.; Holling, C. S.; Carpenter, S. R.; Kinzig, A. (2004): Resilience, Adaptability and Transformability in Social–ecological Systems. Ecology and Society 9(2): 5. DOI: 10.5751/ES-00650-090205.</w:t>
+        <w:t>Walker, B.; Holling, C. S.; Carpenter, S. R.; Kinzig, A. (2004): Resilience, Adaptability and Transformability in Social-ecological Systems. Ecology and Society 9(2): 5. DOI: 10.5751/ES-00650-090205.</w:t>
       </w:r>
     </w:p>
     <w:p>
@@ -3499,7 +3499,7 @@
       </w:r>
       <w:r>
         <w:rPr/>
-        <w:t>Folke, C. (2006): Resilience: The emergence of a perspective for social–ecological systems analyses. Global Environmental Change 16(3), 253–267. DOI: 10.1016/j.gloenvcha.2006.04.002.</w:t>
+        <w:t>Folke, C. (2006): Resilience: The emergence of a perspective for social-ecological systems analyses. Global Environmental Change 16(3), 253-267. DOI: 10.1016/j.gloenvcha.2006.04.002.</w:t>
       </w:r>
     </w:p>
     <w:p>
@@ -3529,7 +3529,7 @@
       </w:r>
       <w:r>
         <w:rPr/>
-        <w:t>Steffen, W. et al. (2018): Trajectories of the Earth System in the Anthropocene. Proceedings of the National Academy of Sciences 115(33), 8252–8259. DOI: 10.1073/pnas.1810141115.</w:t>
+        <w:t>Steffen, W. et al. (2018): Trajectories of the Earth System in the Anthropocene. Proceedings of the National Academy of Sciences 115(33), 8252-8259. DOI: 10.1073/pnas.1810141115.</w:t>
       </w:r>
     </w:p>
     <w:p>
@@ -3648,7 +3648,7 @@
                 <w:rFonts w:ascii="Liberation Sans" w:hAnsi="Liberation Sans"/>
                 <w:sz w:val="21"/>
               </w:rPr>
-              <w:t>Für Website, Glossar, Journal und Buch sollte künftig die Kurzformel „Nachhaltigkeit ist die langfristig gesicherte Wirkungsresilienz des gekoppelten Systems Mensch–Planet–Demokratie“ führen. Die alte Formulierung „Ein System funktioniert auch morgen noch“ bleibt als Einstieg erhalten, darf aber nicht mehr allein als Definition stehen.</w:t>
+              <w:t>Für Website, Glossar, Journal und Buch sollte künftig die Kurzformel „Nachhaltigkeit ist die langfristig gesicherte Wirkungsresilienz des gekoppelten Systems Mensch-Planet-Demokratie“ führen. Die alte Formulierung „Ein System funktioniert auch morgen noch“ bleibt als Einstieg erhalten, darf aber nicht mehr allein als Definition stehen.</w:t>
             </w:r>
           </w:p>
         </w:tc>
